--- a/reporte/productos_formales/Producto_07_Informe_Final.docx
+++ b/reporte/productos_formales/Producto_07_Informe_Final.docx
@@ -262,11 +262,11 @@
         <w:spacing w:lineRule="exact" w:line="240" w:before="240" w:after="120"/>
         <w:rPr/>
       </w:pPr>
-      <w:bookmarkStart w:id="0" w:name="__RefHeading___Toc4101_2401388243"/>
+      <w:bookmarkStart w:id="0" w:name="__RefHeading___Toc4101_1895474408"/>
       <w:bookmarkEnd w:id="0"/>
       <w:r>
         <w:rPr>
-          <w:rFonts w:eastAsia="Arial" w:cs="Arial" w:ascii="Arial" w:hAnsi="Arial"/>
+          <w:rFonts w:eastAsia="Arial" w:cs="Arial"/>
           <w:b/>
           <w:bCs/>
           <w:color w:val="000000"/>
@@ -369,7 +369,7 @@
             </w:rPr>
             <w:fldChar w:fldCharType="separate"/>
           </w:r>
-          <w:hyperlink w:anchor="__RefHeading___Toc4101_2401388243">
+          <w:hyperlink w:anchor="__RefHeading___Toc4101_1895474408">
             <w:r>
               <w:rPr>
                 <w:rStyle w:val="IndexLink"/>
@@ -389,7 +389,7 @@
             </w:tabs>
             <w:rPr/>
           </w:pPr>
-          <w:hyperlink w:anchor="__RefHeading___Toc4103_2401388243">
+          <w:hyperlink w:anchor="__RefHeading___Toc4103_1895474408">
             <w:r>
               <w:rPr>
                 <w:rStyle w:val="IndexLink"/>
@@ -409,7 +409,7 @@
             </w:tabs>
             <w:rPr/>
           </w:pPr>
-          <w:hyperlink w:anchor="__RefHeading___Toc4105_2401388243">
+          <w:hyperlink w:anchor="__RefHeading___Toc4105_1895474408">
             <w:r>
               <w:rPr>
                 <w:rStyle w:val="IndexLink"/>
@@ -429,7 +429,7 @@
             </w:tabs>
             <w:rPr/>
           </w:pPr>
-          <w:hyperlink w:anchor="__RefHeading___Toc4107_2401388243">
+          <w:hyperlink w:anchor="__RefHeading___Toc4107_1895474408">
             <w:r>
               <w:rPr>
                 <w:rStyle w:val="IndexLink"/>
@@ -449,7 +449,7 @@
             </w:tabs>
             <w:rPr/>
           </w:pPr>
-          <w:hyperlink w:anchor="__RefHeading___Toc4109_2401388243">
+          <w:hyperlink w:anchor="__RefHeading___Toc4109_1895474408">
             <w:r>
               <w:rPr>
                 <w:rStyle w:val="IndexLink"/>
@@ -469,7 +469,7 @@
             </w:tabs>
             <w:rPr/>
           </w:pPr>
-          <w:hyperlink w:anchor="__RefHeading___Toc4111_2401388243">
+          <w:hyperlink w:anchor="__RefHeading___Toc4111_1895474408">
             <w:r>
               <w:rPr>
                 <w:rStyle w:val="IndexLink"/>
@@ -489,14 +489,14 @@
             </w:tabs>
             <w:rPr/>
           </w:pPr>
-          <w:hyperlink w:anchor="__RefHeading___Toc4113_2401388243">
+          <w:hyperlink w:anchor="__RefHeading___Toc4113_1895474408">
             <w:r>
               <w:rPr>
                 <w:rStyle w:val="IndexLink"/>
               </w:rPr>
               <w:t>2. Objetivo de Consultoría</w:t>
               <w:tab/>
-              <w:t>4</w:t>
+              <w:t>3</w:t>
             </w:r>
           </w:hyperlink>
         </w:p>
@@ -509,7 +509,7 @@
             </w:tabs>
             <w:rPr/>
           </w:pPr>
-          <w:hyperlink w:anchor="__RefHeading___Toc4115_2401388243">
+          <w:hyperlink w:anchor="__RefHeading___Toc4115_1895474408">
             <w:r>
               <w:rPr>
                 <w:rStyle w:val="IndexLink"/>
@@ -529,7 +529,7 @@
             </w:tabs>
             <w:rPr/>
           </w:pPr>
-          <w:hyperlink w:anchor="__RefHeading___Toc4117_2401388243">
+          <w:hyperlink w:anchor="__RefHeading___Toc4117_1895474408">
             <w:r>
               <w:rPr>
                 <w:rStyle w:val="IndexLink"/>
@@ -549,7 +549,7 @@
             </w:tabs>
             <w:rPr/>
           </w:pPr>
-          <w:hyperlink w:anchor="__RefHeading___Toc4119_2401388243">
+          <w:hyperlink w:anchor="__RefHeading___Toc4119_1895474408">
             <w:r>
               <w:rPr>
                 <w:rStyle w:val="IndexLink"/>
@@ -569,7 +569,7 @@
             </w:tabs>
             <w:rPr/>
           </w:pPr>
-          <w:hyperlink w:anchor="__RefHeading___Toc4121_2401388243">
+          <w:hyperlink w:anchor="__RefHeading___Toc4121_1895474408">
             <w:r>
               <w:rPr>
                 <w:rStyle w:val="IndexLink"/>
@@ -589,7 +589,7 @@
             </w:tabs>
             <w:rPr/>
           </w:pPr>
-          <w:hyperlink w:anchor="__RefHeading___Toc4123_2401388243">
+          <w:hyperlink w:anchor="__RefHeading___Toc4123_1895474408">
             <w:r>
               <w:rPr>
                 <w:rStyle w:val="IndexLink"/>
@@ -609,7 +609,7 @@
             </w:tabs>
             <w:rPr/>
           </w:pPr>
-          <w:hyperlink w:anchor="__RefHeading___Toc4125_2401388243">
+          <w:hyperlink w:anchor="__RefHeading___Toc4125_1895474408">
             <w:r>
               <w:rPr>
                 <w:rStyle w:val="IndexLink"/>
@@ -629,14 +629,14 @@
             </w:tabs>
             <w:rPr/>
           </w:pPr>
-          <w:hyperlink w:anchor="__RefHeading___Toc4127_2401388243">
+          <w:hyperlink w:anchor="__RefHeading___Toc4127_1895474408">
             <w:r>
               <w:rPr>
                 <w:rStyle w:val="IndexLink"/>
               </w:rPr>
               <w:t>3.6 Dependencias institucionales</w:t>
               <w:tab/>
-              <w:t>6</w:t>
+              <w:t>5</w:t>
             </w:r>
           </w:hyperlink>
         </w:p>
@@ -649,7 +649,7 @@
             </w:tabs>
             <w:rPr/>
           </w:pPr>
-          <w:hyperlink w:anchor="__RefHeading___Toc4129_2401388243">
+          <w:hyperlink w:anchor="__RefHeading___Toc4129_1895474408">
             <w:r>
               <w:rPr>
                 <w:rStyle w:val="IndexLink"/>
@@ -669,7 +669,7 @@
             </w:tabs>
             <w:rPr/>
           </w:pPr>
-          <w:hyperlink w:anchor="__RefHeading___Toc4131_2401388243">
+          <w:hyperlink w:anchor="__RefHeading___Toc4131_1895474408">
             <w:r>
               <w:rPr>
                 <w:rStyle w:val="IndexLink"/>
@@ -689,7 +689,7 @@
             </w:tabs>
             <w:rPr/>
           </w:pPr>
-          <w:hyperlink w:anchor="__RefHeading___Toc4133_2401388243">
+          <w:hyperlink w:anchor="__RefHeading___Toc4133_1895474408">
             <w:r>
               <w:rPr>
                 <w:rStyle w:val="IndexLink"/>
@@ -709,7 +709,7 @@
             </w:tabs>
             <w:rPr/>
           </w:pPr>
-          <w:hyperlink w:anchor="__RefHeading___Toc4135_2401388243">
+          <w:hyperlink w:anchor="__RefHeading___Toc4135_1895474408">
             <w:r>
               <w:rPr>
                 <w:rStyle w:val="IndexLink"/>
@@ -729,7 +729,7 @@
             </w:tabs>
             <w:rPr/>
           </w:pPr>
-          <w:hyperlink w:anchor="__RefHeading___Toc4137_2401388243">
+          <w:hyperlink w:anchor="__RefHeading___Toc4137_1895474408">
             <w:r>
               <w:rPr>
                 <w:rStyle w:val="IndexLink"/>
@@ -749,7 +749,7 @@
             </w:tabs>
             <w:rPr/>
           </w:pPr>
-          <w:hyperlink w:anchor="__RefHeading___Toc4139_2401388243">
+          <w:hyperlink w:anchor="__RefHeading___Toc4139_1895474408">
             <w:r>
               <w:rPr>
                 <w:rStyle w:val="IndexLink"/>
@@ -769,7 +769,7 @@
             </w:tabs>
             <w:rPr/>
           </w:pPr>
-          <w:hyperlink w:anchor="__RefHeading___Toc4141_2401388243">
+          <w:hyperlink w:anchor="__RefHeading___Toc4141_1895474408">
             <w:r>
               <w:rPr>
                 <w:rStyle w:val="IndexLink"/>
@@ -789,7 +789,7 @@
             </w:tabs>
             <w:rPr/>
           </w:pPr>
-          <w:hyperlink w:anchor="__RefHeading___Toc4143_2401388243">
+          <w:hyperlink w:anchor="__RefHeading___Toc4143_1895474408">
             <w:r>
               <w:rPr>
                 <w:rStyle w:val="IndexLink"/>
@@ -809,7 +809,7 @@
             </w:tabs>
             <w:rPr/>
           </w:pPr>
-          <w:hyperlink w:anchor="__RefHeading___Toc4145_2401388243">
+          <w:hyperlink w:anchor="__RefHeading___Toc4145_1895474408">
             <w:r>
               <w:rPr>
                 <w:rStyle w:val="IndexLink"/>
@@ -849,11 +849,11 @@
         <w:spacing w:lineRule="exact" w:line="240" w:before="240" w:after="120"/>
         <w:rPr/>
       </w:pPr>
-      <w:bookmarkStart w:id="1" w:name="__RefHeading___Toc4103_2401388243"/>
+      <w:bookmarkStart w:id="1" w:name="__RefHeading___Toc4103_1895474408"/>
       <w:bookmarkEnd w:id="1"/>
       <w:r>
         <w:rPr>
-          <w:rFonts w:eastAsia="Arial" w:cs="Arial" w:ascii="Arial" w:hAnsi="Arial"/>
+          <w:rFonts w:eastAsia="Arial" w:cs="Arial"/>
           <w:b/>
           <w:bCs/>
           <w:color w:val="000000"/>
@@ -923,11 +923,11 @@
         <w:spacing w:lineRule="exact" w:line="240" w:before="240" w:after="120"/>
         <w:rPr/>
       </w:pPr>
-      <w:bookmarkStart w:id="2" w:name="__RefHeading___Toc4105_2401388243"/>
+      <w:bookmarkStart w:id="2" w:name="__RefHeading___Toc4105_1895474408"/>
       <w:bookmarkEnd w:id="2"/>
       <w:r>
         <w:rPr>
-          <w:rFonts w:eastAsia="Arial" w:cs="Arial" w:ascii="Arial" w:hAnsi="Arial"/>
+          <w:rFonts w:eastAsia="Arial" w:cs="Arial"/>
           <w:b/>
           <w:bCs/>
           <w:color w:val="000000"/>
@@ -979,11 +979,11 @@
         <w:spacing w:lineRule="exact" w:line="240" w:before="240" w:after="120"/>
         <w:rPr/>
       </w:pPr>
-      <w:bookmarkStart w:id="3" w:name="__RefHeading___Toc4107_2401388243"/>
+      <w:bookmarkStart w:id="3" w:name="__RefHeading___Toc4107_1895474408"/>
       <w:bookmarkEnd w:id="3"/>
       <w:r>
         <w:rPr>
-          <w:rFonts w:eastAsia="Arial" w:cs="Arial" w:ascii="Arial" w:hAnsi="Arial"/>
+          <w:rFonts w:eastAsia="Arial" w:cs="Arial"/>
           <w:b/>
           <w:bCs/>
           <w:color w:val="000000"/>
@@ -2293,11 +2293,11 @@
         <w:spacing w:lineRule="exact" w:line="240" w:before="240" w:after="120"/>
         <w:rPr/>
       </w:pPr>
-      <w:bookmarkStart w:id="4" w:name="__RefHeading___Toc4109_2401388243"/>
+      <w:bookmarkStart w:id="4" w:name="__RefHeading___Toc4109_1895474408"/>
       <w:bookmarkEnd w:id="4"/>
       <w:r>
         <w:rPr>
-          <w:rFonts w:eastAsia="Arial" w:cs="Arial" w:ascii="Arial" w:hAnsi="Arial"/>
+          <w:rFonts w:eastAsia="Arial" w:cs="Arial"/>
           <w:b/>
           <w:bCs/>
           <w:color w:val="000000"/>
@@ -2870,11 +2870,11 @@
         <w:spacing w:lineRule="exact" w:line="240" w:before="240" w:after="120"/>
         <w:rPr/>
       </w:pPr>
-      <w:bookmarkStart w:id="5" w:name="__RefHeading___Toc4111_2401388243"/>
+      <w:bookmarkStart w:id="5" w:name="__RefHeading___Toc4111_1895474408"/>
       <w:bookmarkEnd w:id="5"/>
       <w:r>
         <w:rPr>
-          <w:rFonts w:eastAsia="Arial" w:cs="Arial" w:ascii="Arial" w:hAnsi="Arial"/>
+          <w:rFonts w:eastAsia="Arial" w:cs="Arial"/>
           <w:b/>
           <w:bCs/>
           <w:color w:val="000000"/>
@@ -2908,11 +2908,11 @@
         <w:spacing w:lineRule="exact" w:line="240" w:before="240" w:after="120"/>
         <w:rPr/>
       </w:pPr>
-      <w:bookmarkStart w:id="6" w:name="__RefHeading___Toc4113_2401388243"/>
+      <w:bookmarkStart w:id="6" w:name="__RefHeading___Toc4113_1895474408"/>
       <w:bookmarkEnd w:id="6"/>
       <w:r>
         <w:rPr>
-          <w:rFonts w:eastAsia="Arial" w:cs="Arial" w:ascii="Arial" w:hAnsi="Arial"/>
+          <w:rFonts w:eastAsia="Arial" w:cs="Arial"/>
           <w:b/>
           <w:bCs/>
           <w:color w:val="000000"/>
@@ -2946,11 +2946,11 @@
         <w:spacing w:lineRule="exact" w:line="240" w:before="240" w:after="120"/>
         <w:rPr/>
       </w:pPr>
-      <w:bookmarkStart w:id="7" w:name="__RefHeading___Toc4115_2401388243"/>
+      <w:bookmarkStart w:id="7" w:name="__RefHeading___Toc4115_1895474408"/>
       <w:bookmarkEnd w:id="7"/>
       <w:r>
         <w:rPr>
-          <w:rFonts w:eastAsia="Arial" w:cs="Arial" w:ascii="Arial" w:hAnsi="Arial"/>
+          <w:rFonts w:eastAsia="Arial" w:cs="Arial"/>
           <w:b/>
           <w:bCs/>
           <w:color w:val="000000"/>
@@ -2966,11 +2966,11 @@
         <w:spacing w:lineRule="exact" w:line="240" w:before="180" w:after="80"/>
         <w:rPr/>
       </w:pPr>
-      <w:bookmarkStart w:id="8" w:name="__RefHeading___Toc4117_2401388243"/>
+      <w:bookmarkStart w:id="8" w:name="__RefHeading___Toc4117_1895474408"/>
       <w:bookmarkEnd w:id="8"/>
       <w:r>
         <w:rPr>
-          <w:rFonts w:eastAsia="Arial" w:cs="Arial" w:ascii="Arial" w:hAnsi="Arial"/>
+          <w:rFonts w:eastAsia="Arial" w:cs="Arial"/>
           <w:b/>
           <w:bCs/>
           <w:color w:val="000000"/>
@@ -3528,11 +3528,11 @@
         <w:spacing w:lineRule="exact" w:line="240" w:before="180" w:after="80"/>
         <w:rPr/>
       </w:pPr>
-      <w:bookmarkStart w:id="9" w:name="__RefHeading___Toc4119_2401388243"/>
+      <w:bookmarkStart w:id="9" w:name="__RefHeading___Toc4119_1895474408"/>
       <w:bookmarkEnd w:id="9"/>
       <w:r>
         <w:rPr>
-          <w:rFonts w:eastAsia="Arial" w:cs="Arial" w:ascii="Arial" w:hAnsi="Arial"/>
+          <w:rFonts w:eastAsia="Arial" w:cs="Arial"/>
           <w:b/>
           <w:bCs/>
           <w:color w:val="000000"/>
@@ -4076,11 +4076,11 @@
         <w:spacing w:lineRule="exact" w:line="240" w:before="180" w:after="80"/>
         <w:rPr/>
       </w:pPr>
-      <w:bookmarkStart w:id="10" w:name="__RefHeading___Toc4121_2401388243"/>
+      <w:bookmarkStart w:id="10" w:name="__RefHeading___Toc4121_1895474408"/>
       <w:bookmarkEnd w:id="10"/>
       <w:r>
         <w:rPr>
-          <w:rFonts w:eastAsia="Arial" w:cs="Arial" w:ascii="Arial" w:hAnsi="Arial"/>
+          <w:rFonts w:eastAsia="Arial" w:cs="Arial"/>
           <w:b/>
           <w:bCs/>
           <w:color w:val="000000"/>
@@ -4114,11 +4114,11 @@
         <w:spacing w:lineRule="exact" w:line="240" w:before="180" w:after="80"/>
         <w:rPr/>
       </w:pPr>
-      <w:bookmarkStart w:id="11" w:name="__RefHeading___Toc4123_2401388243"/>
+      <w:bookmarkStart w:id="11" w:name="__RefHeading___Toc4123_1895474408"/>
       <w:bookmarkEnd w:id="11"/>
       <w:r>
         <w:rPr>
-          <w:rFonts w:eastAsia="Arial" w:cs="Arial" w:ascii="Arial" w:hAnsi="Arial"/>
+          <w:rFonts w:eastAsia="Arial" w:cs="Arial"/>
           <w:b/>
           <w:bCs/>
           <w:color w:val="000000"/>
@@ -4241,11 +4241,11 @@
         <w:spacing w:lineRule="exact" w:line="240" w:before="180" w:after="80"/>
         <w:rPr/>
       </w:pPr>
-      <w:bookmarkStart w:id="12" w:name="__RefHeading___Toc4125_2401388243"/>
+      <w:bookmarkStart w:id="12" w:name="__RefHeading___Toc4125_1895474408"/>
       <w:bookmarkEnd w:id="12"/>
       <w:r>
         <w:rPr>
-          <w:rFonts w:eastAsia="Arial" w:cs="Arial" w:ascii="Arial" w:hAnsi="Arial"/>
+          <w:rFonts w:eastAsia="Arial" w:cs="Arial"/>
           <w:b/>
           <w:bCs/>
           <w:color w:val="000000"/>
@@ -4279,11 +4279,11 @@
         <w:spacing w:lineRule="exact" w:line="240" w:before="180" w:after="80"/>
         <w:rPr/>
       </w:pPr>
-      <w:bookmarkStart w:id="13" w:name="__RefHeading___Toc4127_2401388243"/>
+      <w:bookmarkStart w:id="13" w:name="__RefHeading___Toc4127_1895474408"/>
       <w:bookmarkEnd w:id="13"/>
       <w:r>
         <w:rPr>
-          <w:rFonts w:eastAsia="Arial" w:cs="Arial" w:ascii="Arial" w:hAnsi="Arial"/>
+          <w:rFonts w:eastAsia="Arial" w:cs="Arial"/>
           <w:b/>
           <w:bCs/>
           <w:color w:val="000000"/>
@@ -4809,11 +4809,11 @@
         <w:spacing w:lineRule="exact" w:line="240" w:before="240" w:after="120"/>
         <w:rPr/>
       </w:pPr>
-      <w:bookmarkStart w:id="14" w:name="__RefHeading___Toc4129_2401388243"/>
+      <w:bookmarkStart w:id="14" w:name="__RefHeading___Toc4129_1895474408"/>
       <w:bookmarkEnd w:id="14"/>
       <w:r>
         <w:rPr>
-          <w:rFonts w:eastAsia="Arial" w:cs="Arial" w:ascii="Arial" w:hAnsi="Arial"/>
+          <w:rFonts w:eastAsia="Arial" w:cs="Arial"/>
           <w:b/>
           <w:bCs/>
           <w:color w:val="000000"/>
@@ -4847,11 +4847,11 @@
         <w:spacing w:lineRule="exact" w:line="240" w:before="240" w:after="120"/>
         <w:rPr/>
       </w:pPr>
-      <w:bookmarkStart w:id="15" w:name="__RefHeading___Toc4131_2401388243"/>
+      <w:bookmarkStart w:id="15" w:name="__RefHeading___Toc4131_1895474408"/>
       <w:bookmarkEnd w:id="15"/>
       <w:r>
         <w:rPr>
-          <w:rFonts w:eastAsia="Arial" w:cs="Arial" w:ascii="Arial" w:hAnsi="Arial"/>
+          <w:rFonts w:eastAsia="Arial" w:cs="Arial"/>
           <w:b/>
           <w:bCs/>
           <w:color w:val="000000"/>
@@ -5024,14 +5024,13 @@
     <w:p>
       <w:pPr>
         <w:pStyle w:val="Heading1"/>
-        <w:spacing w:lineRule="auto" w:line="240" w:before="0" w:after="60"/>
-        <w:rPr/>
-      </w:pPr>
-      <w:bookmarkStart w:id="16" w:name="__RefHeading___Toc4133_2401388243"/>
+        <w:spacing w:lineRule="auto" w:line="240" w:before="240" w:after="60"/>
+        <w:rPr/>
+      </w:pPr>
+      <w:bookmarkStart w:id="16" w:name="__RefHeading___Toc4133_1895474408"/>
       <w:bookmarkEnd w:id="16"/>
       <w:r>
         <w:rPr>
-          <w:rFonts w:ascii="Arial" w:hAnsi="Arial"/>
           <w:b/>
           <w:sz w:val="22"/>
         </w:rPr>
@@ -5055,14 +5054,13 @@
     <w:p>
       <w:pPr>
         <w:pStyle w:val="Heading2"/>
-        <w:spacing w:lineRule="auto" w:line="240" w:before="0" w:after="60"/>
-        <w:rPr/>
-      </w:pPr>
-      <w:bookmarkStart w:id="17" w:name="__RefHeading___Toc4135_2401388243"/>
+        <w:spacing w:lineRule="auto" w:line="240" w:before="180" w:after="60"/>
+        <w:rPr/>
+      </w:pPr>
+      <w:bookmarkStart w:id="17" w:name="__RefHeading___Toc4135_1895474408"/>
       <w:bookmarkEnd w:id="17"/>
       <w:r>
         <w:rPr>
-          <w:rFonts w:ascii="Arial" w:hAnsi="Arial"/>
           <w:b/>
           <w:sz w:val="22"/>
         </w:rPr>
@@ -5619,14 +5617,13 @@
     <w:p>
       <w:pPr>
         <w:pStyle w:val="Heading2"/>
-        <w:spacing w:lineRule="auto" w:line="240" w:before="0" w:after="60"/>
-        <w:rPr/>
-      </w:pPr>
-      <w:bookmarkStart w:id="18" w:name="__RefHeading___Toc4137_2401388243"/>
+        <w:spacing w:lineRule="auto" w:line="240" w:before="180" w:after="60"/>
+        <w:rPr/>
+      </w:pPr>
+      <w:bookmarkStart w:id="18" w:name="__RefHeading___Toc4137_1895474408"/>
       <w:bookmarkEnd w:id="18"/>
       <w:r>
         <w:rPr>
-          <w:rFonts w:ascii="Arial" w:hAnsi="Arial"/>
           <w:b/>
           <w:sz w:val="22"/>
         </w:rPr>
@@ -5646,7 +5643,7 @@
           <wp:inline distT="0" distB="0" distL="0" distR="0">
             <wp:extent cx="5577840" cy="3150235"/>
             <wp:effectExtent l="0" t="0" r="0" b="0"/>
-            <wp:docPr id="3" name="Picture 2" descr=""/>
+            <wp:docPr id="3" name="Picture 10" descr=""/>
             <wp:cNvGraphicFramePr>
               <a:graphicFrameLocks xmlns:a="http://schemas.openxmlformats.org/drawingml/2006/main" noChangeAspect="1"/>
             </wp:cNvGraphicFramePr>
@@ -5654,7 +5651,7 @@
               <a:graphicData uri="http://schemas.openxmlformats.org/drawingml/2006/picture">
                 <pic:pic xmlns:pic="http://schemas.openxmlformats.org/drawingml/2006/picture">
                   <pic:nvPicPr>
-                    <pic:cNvPr id="3" name="Picture 2" descr=""/>
+                    <pic:cNvPr id="3" name="Picture 10" descr=""/>
                     <pic:cNvPicPr>
                       <a:picLocks noChangeAspect="1" noChangeArrowheads="1"/>
                     </pic:cNvPicPr>
@@ -5684,14 +5681,13 @@
     <w:p>
       <w:pPr>
         <w:pStyle w:val="Heading2"/>
-        <w:spacing w:lineRule="auto" w:line="240" w:before="0" w:after="60"/>
-        <w:rPr/>
-      </w:pPr>
-      <w:bookmarkStart w:id="19" w:name="__RefHeading___Toc4139_2401388243"/>
+        <w:spacing w:lineRule="auto" w:line="240" w:before="180" w:after="60"/>
+        <w:rPr/>
+      </w:pPr>
+      <w:bookmarkStart w:id="19" w:name="__RefHeading___Toc4139_1895474408"/>
       <w:bookmarkEnd w:id="19"/>
       <w:r>
         <w:rPr>
-          <w:rFonts w:ascii="Arial" w:hAnsi="Arial"/>
           <w:b/>
           <w:sz w:val="22"/>
         </w:rPr>
@@ -5711,7 +5707,7 @@
           <wp:inline distT="0" distB="0" distL="0" distR="0">
             <wp:extent cx="5577840" cy="3222625"/>
             <wp:effectExtent l="0" t="0" r="0" b="0"/>
-            <wp:docPr id="4" name="Picture 3" descr=""/>
+            <wp:docPr id="4" name="Picture 11" descr=""/>
             <wp:cNvGraphicFramePr>
               <a:graphicFrameLocks xmlns:a="http://schemas.openxmlformats.org/drawingml/2006/main" noChangeAspect="1"/>
             </wp:cNvGraphicFramePr>
@@ -5719,7 +5715,7 @@
               <a:graphicData uri="http://schemas.openxmlformats.org/drawingml/2006/picture">
                 <pic:pic xmlns:pic="http://schemas.openxmlformats.org/drawingml/2006/picture">
                   <pic:nvPicPr>
-                    <pic:cNvPr id="4" name="Picture 3" descr=""/>
+                    <pic:cNvPr id="4" name="Picture 11" descr=""/>
                     <pic:cNvPicPr>
                       <a:picLocks noChangeAspect="1" noChangeArrowheads="1"/>
                     </pic:cNvPicPr>
@@ -5749,14 +5745,13 @@
     <w:p>
       <w:pPr>
         <w:pStyle w:val="Heading2"/>
-        <w:spacing w:lineRule="auto" w:line="240" w:before="0" w:after="60"/>
-        <w:rPr/>
-      </w:pPr>
-      <w:bookmarkStart w:id="20" w:name="__RefHeading___Toc4141_2401388243"/>
+        <w:spacing w:lineRule="auto" w:line="240" w:before="180" w:after="60"/>
+        <w:rPr/>
+      </w:pPr>
+      <w:bookmarkStart w:id="20" w:name="__RefHeading___Toc4141_1895474408"/>
       <w:bookmarkEnd w:id="20"/>
       <w:r>
         <w:rPr>
-          <w:rFonts w:ascii="Arial" w:hAnsi="Arial"/>
           <w:b/>
           <w:sz w:val="22"/>
         </w:rPr>
@@ -5794,14 +5789,13 @@
     <w:p>
       <w:pPr>
         <w:pStyle w:val="Heading2"/>
-        <w:spacing w:lineRule="auto" w:line="240" w:before="0" w:after="60"/>
-        <w:rPr/>
-      </w:pPr>
-      <w:bookmarkStart w:id="21" w:name="__RefHeading___Toc4143_2401388243"/>
+        <w:spacing w:lineRule="auto" w:line="240" w:before="180" w:after="60"/>
+        <w:rPr/>
+      </w:pPr>
+      <w:bookmarkStart w:id="21" w:name="__RefHeading___Toc4143_1895474408"/>
       <w:bookmarkEnd w:id="21"/>
       <w:r>
         <w:rPr>
-          <w:rFonts w:ascii="Arial" w:hAnsi="Arial"/>
           <w:b/>
           <w:sz w:val="22"/>
         </w:rPr>
@@ -5828,11 +5822,11 @@
         <w:spacing w:lineRule="exact" w:line="240" w:before="240" w:after="120"/>
         <w:rPr/>
       </w:pPr>
-      <w:bookmarkStart w:id="22" w:name="__RefHeading___Toc4145_2401388243"/>
+      <w:bookmarkStart w:id="22" w:name="__RefHeading___Toc4145_1895474408"/>
       <w:bookmarkEnd w:id="22"/>
       <w:r>
         <w:rPr>
-          <w:rFonts w:eastAsia="Arial" w:cs="Arial" w:ascii="Arial" w:hAnsi="Arial"/>
+          <w:rFonts w:eastAsia="Arial" w:cs="Arial"/>
           <w:b/>
           <w:bCs/>
           <w:color w:val="000000"/>
@@ -6437,7 +6431,7 @@
       </w:pPr>
     </w:pPrDefault>
   </w:docDefaults>
-  <w:style w:type="paragraph" w:styleId="Normal">
+  <w:style w:type="paragraph" w:styleId="Normal" w:default="1">
     <w:name w:val="Normal"/>
     <w:qFormat/>
     <w:pPr>
@@ -6457,7 +6451,8 @@
   </w:style>
   <w:style w:type="paragraph" w:styleId="Heading1">
     <w:name w:val="Heading 1"/>
-    <w:basedOn w:val="Heading"/>
+    <w:basedOn w:val="Normal"/>
+    <w:next w:val="Normal"/>
     <w:qFormat/>
     <w:pPr>
       <w:spacing w:lineRule="exact" w:line="240" w:before="240" w:after="120"/>
@@ -6474,7 +6469,8 @@
   </w:style>
   <w:style w:type="paragraph" w:styleId="Heading2">
     <w:name w:val="Heading 2"/>
-    <w:basedOn w:val="Heading"/>
+    <w:basedOn w:val="Normal"/>
+    <w:next w:val="Normal"/>
     <w:qFormat/>
     <w:pPr>
       <w:spacing w:lineRule="exact" w:line="240" w:before="180" w:after="80"/>
@@ -6491,7 +6487,8 @@
   </w:style>
   <w:style w:type="paragraph" w:styleId="Heading3">
     <w:name w:val="Heading 3"/>
-    <w:basedOn w:val="Heading"/>
+    <w:basedOn w:val="Normal"/>
+    <w:next w:val="Normal"/>
     <w:qFormat/>
     <w:pPr/>
     <w:rPr>
@@ -6502,7 +6499,8 @@
   </w:style>
   <w:style w:type="paragraph" w:styleId="Heading4">
     <w:name w:val="Heading 4"/>
-    <w:basedOn w:val="Heading"/>
+    <w:basedOn w:val="Normal"/>
+    <w:next w:val="Normal"/>
     <w:qFormat/>
     <w:pPr/>
     <w:rPr>
@@ -6513,7 +6511,8 @@
   </w:style>
   <w:style w:type="paragraph" w:styleId="Heading5">
     <w:name w:val="Heading 5"/>
-    <w:basedOn w:val="Heading"/>
+    <w:basedOn w:val="Normal"/>
+    <w:next w:val="Normal"/>
     <w:qFormat/>
     <w:pPr/>
     <w:rPr>
@@ -6522,7 +6521,8 @@
   </w:style>
   <w:style w:type="paragraph" w:styleId="Heading6">
     <w:name w:val="Heading 6"/>
-    <w:basedOn w:val="Heading"/>
+    <w:basedOn w:val="Normal"/>
+    <w:next w:val="Normal"/>
     <w:qFormat/>
     <w:pPr/>
     <w:rPr>
@@ -6659,7 +6659,8 @@
   </w:style>
   <w:style w:type="paragraph" w:styleId="Title">
     <w:name w:val="Title"/>
-    <w:basedOn w:val="Heading"/>
+    <w:basedOn w:val="Normal"/>
+    <w:next w:val="Normal"/>
     <w:qFormat/>
     <w:pPr/>
     <w:rPr>
@@ -6669,41 +6670,21 @@
   </w:style>
   <w:style w:type="paragraph" w:styleId="StrongEmphasis">
     <w:name w:val="Strong Emphasis"/>
+    <w:basedOn w:val="Normal"/>
+    <w:next w:val="Normal"/>
     <w:qFormat/>
-    <w:pPr>
-      <w:widowControl/>
-      <w:bidi w:val="0"/>
-      <w:spacing w:before="0" w:after="0"/>
-      <w:jc w:val="left"/>
-    </w:pPr>
+    <w:pPr/>
     <w:rPr>
-      <w:rFonts w:ascii="Arial" w:hAnsi="Arial" w:eastAsia="Arial" w:cs="Arial"/>
       <w:b/>
       <w:bCs/>
-      <w:color w:val="000000"/>
-      <w:kern w:val="0"/>
-      <w:sz w:val="22"/>
-      <w:szCs w:val="22"/>
-      <w:lang w:val="en-US" w:eastAsia="zh-CN" w:bidi="hi-IN"/>
     </w:rPr>
   </w:style>
   <w:style w:type="paragraph" w:styleId="ListParagraph">
     <w:name w:val="List Paragraph"/>
+    <w:basedOn w:val="Normal"/>
     <w:qFormat/>
-    <w:pPr>
-      <w:widowControl/>
-      <w:bidi w:val="0"/>
-      <w:spacing w:before="0" w:after="0"/>
-      <w:jc w:val="left"/>
-    </w:pPr>
-    <w:rPr>
-      <w:rFonts w:ascii="Arial" w:hAnsi="Arial" w:eastAsia="Arial" w:cs="Arial"/>
-      <w:color w:val="000000"/>
-      <w:kern w:val="0"/>
-      <w:sz w:val="22"/>
-      <w:szCs w:val="22"/>
-      <w:lang w:val="en-US" w:eastAsia="zh-CN" w:bidi="hi-IN"/>
-    </w:rPr>
+    <w:pPr/>
+    <w:rPr/>
   </w:style>
   <w:style w:type="paragraph" w:styleId="FootnoteText">
     <w:name w:val="Footnote Text"/>
@@ -7053,13 +7034,27 @@
       <w:szCs w:val="22"/>
     </w:rPr>
   </w:style>
+  <w:style w:type="table" w:default="1" w:styleId="TableNormal">
+    <w:name w:val="Normal Table"/>
+    <w:uiPriority w:val="99"/>
+    <w:semiHidden/>
+    <w:unhideWhenUsed/>
+    <w:tblPr>
+      <w:tblCellMar>
+        <w:top w:w="0" w:type="dxa"/>
+        <w:left w:w="108" w:type="dxa"/>
+        <w:bottom w:w="0" w:type="dxa"/>
+        <w:right w:w="108" w:type="dxa"/>
+      </w:tblCellMar>
+    </w:tblPr>
+  </w:style>
 </w:styles>
 </file>
 
 <file path=word/theme/theme1.xml><?xml version="1.0" encoding="utf-8"?>
-<a:theme xmlns:a="http://schemas.openxmlformats.org/drawingml/2006/main" xmlns:r="http://schemas.openxmlformats.org/officeDocument/2006/relationships" name="Office">
+<a:theme xmlns:a="http://schemas.openxmlformats.org/drawingml/2006/main" xmlns:r="http://schemas.openxmlformats.org/officeDocument/2006/relationships" name="Office Theme">
   <a:themeElements>
-    <a:clrScheme name="LibreOffice">
+    <a:clrScheme name="Office">
       <a:dk1>
         <a:srgbClr val="000000"/>
       </a:dk1>
@@ -7067,46 +7062,46 @@
         <a:srgbClr val="ffffff"/>
       </a:lt1>
       <a:dk2>
-        <a:srgbClr val="000000"/>
+        <a:srgbClr val="44546a"/>
       </a:dk2>
       <a:lt2>
-        <a:srgbClr val="ffffff"/>
+        <a:srgbClr val="e7e6e6"/>
       </a:lt2>
       <a:accent1>
-        <a:srgbClr val="18a303"/>
+        <a:srgbClr val="4472c4"/>
       </a:accent1>
       <a:accent2>
-        <a:srgbClr val="0369a3"/>
+        <a:srgbClr val="ed7d31"/>
       </a:accent2>
       <a:accent3>
-        <a:srgbClr val="a33e03"/>
+        <a:srgbClr val="a5a5a5"/>
       </a:accent3>
       <a:accent4>
-        <a:srgbClr val="8e03a3"/>
+        <a:srgbClr val="ffc000"/>
       </a:accent4>
       <a:accent5>
-        <a:srgbClr val="c99c00"/>
+        <a:srgbClr val="5b9bd5"/>
       </a:accent5>
       <a:accent6>
-        <a:srgbClr val="c9211e"/>
+        <a:srgbClr val="70ad47"/>
       </a:accent6>
       <a:hlink>
-        <a:srgbClr val="0000ee"/>
+        <a:srgbClr val="0563c1"/>
       </a:hlink>
       <a:folHlink>
-        <a:srgbClr val="551a8b"/>
+        <a:srgbClr val="954f72"/>
       </a:folHlink>
     </a:clrScheme>
     <a:fontScheme name="Office">
       <a:majorFont>
-        <a:latin typeface="Arial" pitchFamily="0" charset="1"/>
-        <a:ea typeface="DejaVu Sans" pitchFamily="0" charset="1"/>
-        <a:cs typeface="DejaVu Sans" pitchFamily="0" charset="1"/>
+        <a:latin typeface="Calibri Light" panose="020F0302020204030204" pitchFamily="0" charset="1"/>
+        <a:ea typeface=""/>
+        <a:cs typeface=""/>
       </a:majorFont>
       <a:minorFont>
-        <a:latin typeface="Arial" pitchFamily="0" charset="1"/>
-        <a:ea typeface="DejaVu Sans" pitchFamily="0" charset="1"/>
-        <a:cs typeface="DejaVu Sans" pitchFamily="0" charset="1"/>
+        <a:latin typeface="Calibri" panose="020F0502020204030204" pitchFamily="0" charset="1"/>
+        <a:ea typeface=""/>
+        <a:cs typeface=""/>
       </a:minorFont>
     </a:fontScheme>
     <a:fmtScheme>
@@ -7114,25 +7109,67 @@
         <a:solidFill>
           <a:schemeClr val="phClr"/>
         </a:solidFill>
-        <a:solidFill>
-          <a:schemeClr val="phClr"/>
-        </a:solidFill>
-        <a:solidFill>
-          <a:schemeClr val="phClr"/>
-        </a:solidFill>
+        <a:gradFill>
+          <a:gsLst>
+            <a:gs pos="0">
+              <a:schemeClr val="phClr">
+                <a:lumMod val="110000"/>
+                <a:tint val="67000"/>
+              </a:schemeClr>
+            </a:gs>
+            <a:gs pos="50000">
+              <a:schemeClr val="phClr">
+                <a:lumMod val="105000"/>
+                <a:tint val="73000"/>
+              </a:schemeClr>
+            </a:gs>
+            <a:gs pos="100000">
+              <a:schemeClr val="phClr">
+                <a:lumMod val="105000"/>
+                <a:tint val="81000"/>
+              </a:schemeClr>
+            </a:gs>
+          </a:gsLst>
+          <a:lin ang="5400000" scaled="0"/>
+          <a:tileRect l="0" t="0" r="0" b="0"/>
+        </a:gradFill>
+        <a:gradFill>
+          <a:gsLst>
+            <a:gs pos="0">
+              <a:schemeClr val="phClr">
+                <a:lumMod val="102000"/>
+                <a:tint val="94000"/>
+              </a:schemeClr>
+            </a:gs>
+            <a:gs pos="50000">
+              <a:schemeClr val="phClr">
+                <a:lumMod val="100000"/>
+                <a:shade val="100000"/>
+              </a:schemeClr>
+            </a:gs>
+            <a:gs pos="100000">
+              <a:schemeClr val="phClr">
+                <a:lumMod val="99000"/>
+                <a:shade val="78000"/>
+              </a:schemeClr>
+            </a:gs>
+          </a:gsLst>
+          <a:lin ang="5400000" scaled="0"/>
+          <a:tileRect l="0" t="0" r="0" b="0"/>
+        </a:gradFill>
       </a:fillStyleLst>
       <a:lnStyleLst>
         <a:ln w="6350" cap="flat" cmpd="sng" algn="ctr">
           <a:prstDash val="solid"/>
-          <a:miter/>
+          <a:miter lim="800000"/>
         </a:ln>
-        <a:ln w="6350" cap="flat" cmpd="sng" algn="ctr">
+        <a:ln w="12700" cap="flat" cmpd="sng" algn="ctr">
           <a:prstDash val="solid"/>
-          <a:miter/>
+          <a:miter lim="800000"/>
         </a:ln>
-        <a:ln w="6350" cap="flat" cmpd="sng" algn="ctr">
+        <a:ln w="19050" cap="flat" cmpd="sng" algn="ctr">
           <a:prstDash val="solid"/>
-          <a:miter/>
+          <a:miter lim="800000"/>
         </a:ln>
       </a:lnStyleLst>
       <a:effectStyleLst>
@@ -7151,11 +7188,35 @@
           <a:schemeClr val="phClr"/>
         </a:solidFill>
         <a:solidFill>
-          <a:schemeClr val="phClr"/>
+          <a:schemeClr val="phClr">
+            <a:tint val="95000"/>
+          </a:schemeClr>
         </a:solidFill>
-        <a:solidFill>
-          <a:schemeClr val="phClr"/>
-        </a:solidFill>
+        <a:gradFill>
+          <a:gsLst>
+            <a:gs pos="0">
+              <a:schemeClr val="phClr">
+                <a:tint val="93000"/>
+                <a:shade val="98000"/>
+                <a:lumMod val="102000"/>
+              </a:schemeClr>
+            </a:gs>
+            <a:gs pos="50000">
+              <a:schemeClr val="phClr">
+                <a:tint val="98000"/>
+                <a:shade val="90000"/>
+                <a:lumMod val="103000"/>
+              </a:schemeClr>
+            </a:gs>
+            <a:gs pos="100000">
+              <a:schemeClr val="phClr">
+                <a:shade val="63000"/>
+              </a:schemeClr>
+            </a:gs>
+          </a:gsLst>
+          <a:lin ang="5400000" scaled="0"/>
+          <a:tileRect l="0" t="0" r="0" b="0"/>
+        </a:gradFill>
       </a:bgFillStyleLst>
     </a:fmtScheme>
   </a:themeElements>

--- a/reporte/productos_formales/Producto_07_Informe_Final.docx
+++ b/reporte/productos_formales/Producto_07_Informe_Final.docx
@@ -262,7 +262,7 @@
         <w:spacing w:lineRule="exact" w:line="240" w:before="240" w:after="120"/>
         <w:rPr/>
       </w:pPr>
-      <w:bookmarkStart w:id="0" w:name="__RefHeading___Toc4101_1895474408"/>
+      <w:bookmarkStart w:id="0" w:name="__RefHeading___Toc4101_3839441660"/>
       <w:bookmarkEnd w:id="0"/>
       <w:r>
         <w:rPr>
@@ -369,7 +369,7 @@
             </w:rPr>
             <w:fldChar w:fldCharType="separate"/>
           </w:r>
-          <w:hyperlink w:anchor="__RefHeading___Toc4101_1895474408">
+          <w:hyperlink w:anchor="__RefHeading___Toc4101_3839441660">
             <w:r>
               <w:rPr>
                 <w:rStyle w:val="IndexLink"/>
@@ -389,7 +389,7 @@
             </w:tabs>
             <w:rPr/>
           </w:pPr>
-          <w:hyperlink w:anchor="__RefHeading___Toc4103_1895474408">
+          <w:hyperlink w:anchor="__RefHeading___Toc4103_3839441660">
             <w:r>
               <w:rPr>
                 <w:rStyle w:val="IndexLink"/>
@@ -409,7 +409,7 @@
             </w:tabs>
             <w:rPr/>
           </w:pPr>
-          <w:hyperlink w:anchor="__RefHeading___Toc4105_1895474408">
+          <w:hyperlink w:anchor="__RefHeading___Toc4105_3839441660">
             <w:r>
               <w:rPr>
                 <w:rStyle w:val="IndexLink"/>
@@ -429,7 +429,7 @@
             </w:tabs>
             <w:rPr/>
           </w:pPr>
-          <w:hyperlink w:anchor="__RefHeading___Toc4107_1895474408">
+          <w:hyperlink w:anchor="__RefHeading___Toc4107_3839441660">
             <w:r>
               <w:rPr>
                 <w:rStyle w:val="IndexLink"/>
@@ -449,7 +449,7 @@
             </w:tabs>
             <w:rPr/>
           </w:pPr>
-          <w:hyperlink w:anchor="__RefHeading___Toc4109_1895474408">
+          <w:hyperlink w:anchor="__RefHeading___Toc4109_3839441660">
             <w:r>
               <w:rPr>
                 <w:rStyle w:val="IndexLink"/>
@@ -469,7 +469,7 @@
             </w:tabs>
             <w:rPr/>
           </w:pPr>
-          <w:hyperlink w:anchor="__RefHeading___Toc4111_1895474408">
+          <w:hyperlink w:anchor="__RefHeading___Toc4111_3839441660">
             <w:r>
               <w:rPr>
                 <w:rStyle w:val="IndexLink"/>
@@ -489,7 +489,7 @@
             </w:tabs>
             <w:rPr/>
           </w:pPr>
-          <w:hyperlink w:anchor="__RefHeading___Toc4113_1895474408">
+          <w:hyperlink w:anchor="__RefHeading___Toc4113_3839441660">
             <w:r>
               <w:rPr>
                 <w:rStyle w:val="IndexLink"/>
@@ -509,7 +509,7 @@
             </w:tabs>
             <w:rPr/>
           </w:pPr>
-          <w:hyperlink w:anchor="__RefHeading___Toc4115_1895474408">
+          <w:hyperlink w:anchor="__RefHeading___Toc4115_3839441660">
             <w:r>
               <w:rPr>
                 <w:rStyle w:val="IndexLink"/>
@@ -529,7 +529,7 @@
             </w:tabs>
             <w:rPr/>
           </w:pPr>
-          <w:hyperlink w:anchor="__RefHeading___Toc4117_1895474408">
+          <w:hyperlink w:anchor="__RefHeading___Toc4117_3839441660">
             <w:r>
               <w:rPr>
                 <w:rStyle w:val="IndexLink"/>
@@ -549,7 +549,7 @@
             </w:tabs>
             <w:rPr/>
           </w:pPr>
-          <w:hyperlink w:anchor="__RefHeading___Toc4119_1895474408">
+          <w:hyperlink w:anchor="__RefHeading___Toc4119_3839441660">
             <w:r>
               <w:rPr>
                 <w:rStyle w:val="IndexLink"/>
@@ -569,7 +569,7 @@
             </w:tabs>
             <w:rPr/>
           </w:pPr>
-          <w:hyperlink w:anchor="__RefHeading___Toc4121_1895474408">
+          <w:hyperlink w:anchor="__RefHeading___Toc4121_3839441660">
             <w:r>
               <w:rPr>
                 <w:rStyle w:val="IndexLink"/>
@@ -589,7 +589,7 @@
             </w:tabs>
             <w:rPr/>
           </w:pPr>
-          <w:hyperlink w:anchor="__RefHeading___Toc4123_1895474408">
+          <w:hyperlink w:anchor="__RefHeading___Toc4123_3839441660">
             <w:r>
               <w:rPr>
                 <w:rStyle w:val="IndexLink"/>
@@ -609,7 +609,7 @@
             </w:tabs>
             <w:rPr/>
           </w:pPr>
-          <w:hyperlink w:anchor="__RefHeading___Toc4125_1895474408">
+          <w:hyperlink w:anchor="__RefHeading___Toc4125_3839441660">
             <w:r>
               <w:rPr>
                 <w:rStyle w:val="IndexLink"/>
@@ -629,7 +629,7 @@
             </w:tabs>
             <w:rPr/>
           </w:pPr>
-          <w:hyperlink w:anchor="__RefHeading___Toc4127_1895474408">
+          <w:hyperlink w:anchor="__RefHeading___Toc4127_3839441660">
             <w:r>
               <w:rPr>
                 <w:rStyle w:val="IndexLink"/>
@@ -649,7 +649,7 @@
             </w:tabs>
             <w:rPr/>
           </w:pPr>
-          <w:hyperlink w:anchor="__RefHeading___Toc4129_1895474408">
+          <w:hyperlink w:anchor="__RefHeading___Toc4129_3839441660">
             <w:r>
               <w:rPr>
                 <w:rStyle w:val="IndexLink"/>
@@ -669,7 +669,7 @@
             </w:tabs>
             <w:rPr/>
           </w:pPr>
-          <w:hyperlink w:anchor="__RefHeading___Toc4131_1895474408">
+          <w:hyperlink w:anchor="__RefHeading___Toc4131_3839441660">
             <w:r>
               <w:rPr>
                 <w:rStyle w:val="IndexLink"/>
@@ -689,7 +689,7 @@
             </w:tabs>
             <w:rPr/>
           </w:pPr>
-          <w:hyperlink w:anchor="__RefHeading___Toc4133_1895474408">
+          <w:hyperlink w:anchor="__RefHeading___Toc4133_3839441660">
             <w:r>
               <w:rPr>
                 <w:rStyle w:val="IndexLink"/>
@@ -709,7 +709,7 @@
             </w:tabs>
             <w:rPr/>
           </w:pPr>
-          <w:hyperlink w:anchor="__RefHeading___Toc4135_1895474408">
+          <w:hyperlink w:anchor="__RefHeading___Toc4135_3839441660">
             <w:r>
               <w:rPr>
                 <w:rStyle w:val="IndexLink"/>
@@ -729,7 +729,7 @@
             </w:tabs>
             <w:rPr/>
           </w:pPr>
-          <w:hyperlink w:anchor="__RefHeading___Toc4137_1895474408">
+          <w:hyperlink w:anchor="__RefHeading___Toc4137_3839441660">
             <w:r>
               <w:rPr>
                 <w:rStyle w:val="IndexLink"/>
@@ -749,7 +749,7 @@
             </w:tabs>
             <w:rPr/>
           </w:pPr>
-          <w:hyperlink w:anchor="__RefHeading___Toc4139_1895474408">
+          <w:hyperlink w:anchor="__RefHeading___Toc4139_3839441660">
             <w:r>
               <w:rPr>
                 <w:rStyle w:val="IndexLink"/>
@@ -769,7 +769,7 @@
             </w:tabs>
             <w:rPr/>
           </w:pPr>
-          <w:hyperlink w:anchor="__RefHeading___Toc4141_1895474408">
+          <w:hyperlink w:anchor="__RefHeading___Toc4141_3839441660">
             <w:r>
               <w:rPr>
                 <w:rStyle w:val="IndexLink"/>
@@ -789,7 +789,7 @@
             </w:tabs>
             <w:rPr/>
           </w:pPr>
-          <w:hyperlink w:anchor="__RefHeading___Toc4143_1895474408">
+          <w:hyperlink w:anchor="__RefHeading___Toc4143_3839441660">
             <w:r>
               <w:rPr>
                 <w:rStyle w:val="IndexLink"/>
@@ -809,7 +809,7 @@
             </w:tabs>
             <w:rPr/>
           </w:pPr>
-          <w:hyperlink w:anchor="__RefHeading___Toc4145_1895474408">
+          <w:hyperlink w:anchor="__RefHeading___Toc4145_3839441660">
             <w:r>
               <w:rPr>
                 <w:rStyle w:val="IndexLink"/>
@@ -849,7 +849,7 @@
         <w:spacing w:lineRule="exact" w:line="240" w:before="240" w:after="120"/>
         <w:rPr/>
       </w:pPr>
-      <w:bookmarkStart w:id="1" w:name="__RefHeading___Toc4103_1895474408"/>
+      <w:bookmarkStart w:id="1" w:name="__RefHeading___Toc4103_3839441660"/>
       <w:bookmarkEnd w:id="1"/>
       <w:r>
         <w:rPr>
@@ -923,7 +923,7 @@
         <w:spacing w:lineRule="exact" w:line="240" w:before="240" w:after="120"/>
         <w:rPr/>
       </w:pPr>
-      <w:bookmarkStart w:id="2" w:name="__RefHeading___Toc4105_1895474408"/>
+      <w:bookmarkStart w:id="2" w:name="__RefHeading___Toc4105_3839441660"/>
       <w:bookmarkEnd w:id="2"/>
       <w:r>
         <w:rPr>
@@ -979,7 +979,7 @@
         <w:spacing w:lineRule="exact" w:line="240" w:before="240" w:after="120"/>
         <w:rPr/>
       </w:pPr>
-      <w:bookmarkStart w:id="3" w:name="__RefHeading___Toc4107_1895474408"/>
+      <w:bookmarkStart w:id="3" w:name="__RefHeading___Toc4107_3839441660"/>
       <w:bookmarkEnd w:id="3"/>
       <w:r>
         <w:rPr>
@@ -2293,7 +2293,7 @@
         <w:spacing w:lineRule="exact" w:line="240" w:before="240" w:after="120"/>
         <w:rPr/>
       </w:pPr>
-      <w:bookmarkStart w:id="4" w:name="__RefHeading___Toc4109_1895474408"/>
+      <w:bookmarkStart w:id="4" w:name="__RefHeading___Toc4109_3839441660"/>
       <w:bookmarkEnd w:id="4"/>
       <w:r>
         <w:rPr>
@@ -2870,7 +2870,7 @@
         <w:spacing w:lineRule="exact" w:line="240" w:before="240" w:after="120"/>
         <w:rPr/>
       </w:pPr>
-      <w:bookmarkStart w:id="5" w:name="__RefHeading___Toc4111_1895474408"/>
+      <w:bookmarkStart w:id="5" w:name="__RefHeading___Toc4111_3839441660"/>
       <w:bookmarkEnd w:id="5"/>
       <w:r>
         <w:rPr>
@@ -2908,7 +2908,7 @@
         <w:spacing w:lineRule="exact" w:line="240" w:before="240" w:after="120"/>
         <w:rPr/>
       </w:pPr>
-      <w:bookmarkStart w:id="6" w:name="__RefHeading___Toc4113_1895474408"/>
+      <w:bookmarkStart w:id="6" w:name="__RefHeading___Toc4113_3839441660"/>
       <w:bookmarkEnd w:id="6"/>
       <w:r>
         <w:rPr>
@@ -2946,7 +2946,7 @@
         <w:spacing w:lineRule="exact" w:line="240" w:before="240" w:after="120"/>
         <w:rPr/>
       </w:pPr>
-      <w:bookmarkStart w:id="7" w:name="__RefHeading___Toc4115_1895474408"/>
+      <w:bookmarkStart w:id="7" w:name="__RefHeading___Toc4115_3839441660"/>
       <w:bookmarkEnd w:id="7"/>
       <w:r>
         <w:rPr>
@@ -2966,7 +2966,7 @@
         <w:spacing w:lineRule="exact" w:line="240" w:before="180" w:after="80"/>
         <w:rPr/>
       </w:pPr>
-      <w:bookmarkStart w:id="8" w:name="__RefHeading___Toc4117_1895474408"/>
+      <w:bookmarkStart w:id="8" w:name="__RefHeading___Toc4117_3839441660"/>
       <w:bookmarkEnd w:id="8"/>
       <w:r>
         <w:rPr>
@@ -3528,7 +3528,7 @@
         <w:spacing w:lineRule="exact" w:line="240" w:before="180" w:after="80"/>
         <w:rPr/>
       </w:pPr>
-      <w:bookmarkStart w:id="9" w:name="__RefHeading___Toc4119_1895474408"/>
+      <w:bookmarkStart w:id="9" w:name="__RefHeading___Toc4119_3839441660"/>
       <w:bookmarkEnd w:id="9"/>
       <w:r>
         <w:rPr>
@@ -4076,7 +4076,7 @@
         <w:spacing w:lineRule="exact" w:line="240" w:before="180" w:after="80"/>
         <w:rPr/>
       </w:pPr>
-      <w:bookmarkStart w:id="10" w:name="__RefHeading___Toc4121_1895474408"/>
+      <w:bookmarkStart w:id="10" w:name="__RefHeading___Toc4121_3839441660"/>
       <w:bookmarkEnd w:id="10"/>
       <w:r>
         <w:rPr>
@@ -4114,7 +4114,7 @@
         <w:spacing w:lineRule="exact" w:line="240" w:before="180" w:after="80"/>
         <w:rPr/>
       </w:pPr>
-      <w:bookmarkStart w:id="11" w:name="__RefHeading___Toc4123_1895474408"/>
+      <w:bookmarkStart w:id="11" w:name="__RefHeading___Toc4123_3839441660"/>
       <w:bookmarkEnd w:id="11"/>
       <w:r>
         <w:rPr>
@@ -4241,7 +4241,7 @@
         <w:spacing w:lineRule="exact" w:line="240" w:before="180" w:after="80"/>
         <w:rPr/>
       </w:pPr>
-      <w:bookmarkStart w:id="12" w:name="__RefHeading___Toc4125_1895474408"/>
+      <w:bookmarkStart w:id="12" w:name="__RefHeading___Toc4125_3839441660"/>
       <w:bookmarkEnd w:id="12"/>
       <w:r>
         <w:rPr>
@@ -4279,7 +4279,7 @@
         <w:spacing w:lineRule="exact" w:line="240" w:before="180" w:after="80"/>
         <w:rPr/>
       </w:pPr>
-      <w:bookmarkStart w:id="13" w:name="__RefHeading___Toc4127_1895474408"/>
+      <w:bookmarkStart w:id="13" w:name="__RefHeading___Toc4127_3839441660"/>
       <w:bookmarkEnd w:id="13"/>
       <w:r>
         <w:rPr>
@@ -4809,7 +4809,7 @@
         <w:spacing w:lineRule="exact" w:line="240" w:before="240" w:after="120"/>
         <w:rPr/>
       </w:pPr>
-      <w:bookmarkStart w:id="14" w:name="__RefHeading___Toc4129_1895474408"/>
+      <w:bookmarkStart w:id="14" w:name="__RefHeading___Toc4129_3839441660"/>
       <w:bookmarkEnd w:id="14"/>
       <w:r>
         <w:rPr>
@@ -4847,7 +4847,7 @@
         <w:spacing w:lineRule="exact" w:line="240" w:before="240" w:after="120"/>
         <w:rPr/>
       </w:pPr>
-      <w:bookmarkStart w:id="15" w:name="__RefHeading___Toc4131_1895474408"/>
+      <w:bookmarkStart w:id="15" w:name="__RefHeading___Toc4131_3839441660"/>
       <w:bookmarkEnd w:id="15"/>
       <w:r>
         <w:rPr>
@@ -5027,7 +5027,7 @@
         <w:spacing w:lineRule="auto" w:line="240" w:before="240" w:after="60"/>
         <w:rPr/>
       </w:pPr>
-      <w:bookmarkStart w:id="16" w:name="__RefHeading___Toc4133_1895474408"/>
+      <w:bookmarkStart w:id="16" w:name="__RefHeading___Toc4133_3839441660"/>
       <w:bookmarkEnd w:id="16"/>
       <w:r>
         <w:rPr>
@@ -5057,7 +5057,7 @@
         <w:spacing w:lineRule="auto" w:line="240" w:before="180" w:after="60"/>
         <w:rPr/>
       </w:pPr>
-      <w:bookmarkStart w:id="17" w:name="__RefHeading___Toc4135_1895474408"/>
+      <w:bookmarkStart w:id="17" w:name="__RefHeading___Toc4135_3839441660"/>
       <w:bookmarkEnd w:id="17"/>
       <w:r>
         <w:rPr>
@@ -5620,7 +5620,7 @@
         <w:spacing w:lineRule="auto" w:line="240" w:before="180" w:after="60"/>
         <w:rPr/>
       </w:pPr>
-      <w:bookmarkStart w:id="18" w:name="__RefHeading___Toc4137_1895474408"/>
+      <w:bookmarkStart w:id="18" w:name="__RefHeading___Toc4137_3839441660"/>
       <w:bookmarkEnd w:id="18"/>
       <w:r>
         <w:rPr>
@@ -5684,7 +5684,7 @@
         <w:spacing w:lineRule="auto" w:line="240" w:before="180" w:after="60"/>
         <w:rPr/>
       </w:pPr>
-      <w:bookmarkStart w:id="19" w:name="__RefHeading___Toc4139_1895474408"/>
+      <w:bookmarkStart w:id="19" w:name="__RefHeading___Toc4139_3839441660"/>
       <w:bookmarkEnd w:id="19"/>
       <w:r>
         <w:rPr>
@@ -5748,7 +5748,7 @@
         <w:spacing w:lineRule="auto" w:line="240" w:before="180" w:after="60"/>
         <w:rPr/>
       </w:pPr>
-      <w:bookmarkStart w:id="20" w:name="__RefHeading___Toc4141_1895474408"/>
+      <w:bookmarkStart w:id="20" w:name="__RefHeading___Toc4141_3839441660"/>
       <w:bookmarkEnd w:id="20"/>
       <w:r>
         <w:rPr>
@@ -5792,7 +5792,7 @@
         <w:spacing w:lineRule="auto" w:line="240" w:before="180" w:after="60"/>
         <w:rPr/>
       </w:pPr>
-      <w:bookmarkStart w:id="21" w:name="__RefHeading___Toc4143_1895474408"/>
+      <w:bookmarkStart w:id="21" w:name="__RefHeading___Toc4143_3839441660"/>
       <w:bookmarkEnd w:id="21"/>
       <w:r>
         <w:rPr>
@@ -5822,7 +5822,7 @@
         <w:spacing w:lineRule="exact" w:line="240" w:before="240" w:after="120"/>
         <w:rPr/>
       </w:pPr>
-      <w:bookmarkStart w:id="22" w:name="__RefHeading___Toc4145_1895474408"/>
+      <w:bookmarkStart w:id="22" w:name="__RefHeading___Toc4145_3839441660"/>
       <w:bookmarkEnd w:id="22"/>
       <w:r>
         <w:rPr>
